--- a/ove/public/docs/specs/ove75-ol-tsentrifuga.docx
+++ b/ove/public/docs/specs/ove75-ol-tsentrifuga.docx
@@ -92,7 +92,7 @@
           <w:color w:val="666666"/>
           <w:sz w:val="18"/>
         </w:rPr>
-        <w:t xml:space="preserve">Лот №2 · Участок купоросов · участок: Кристаллизация медного купороса · сформирован 27.08.2026</w:t>
+        <w:t xml:space="preserve">Лот №2 · Участок купоросов · участок: Кристаллизация медного купороса · сформирован 28.08.2026</w:t>
       </w:r>
     </w:p>
     <w:tbl>
@@ -1207,7 +1207,7 @@
           <w:color w:val="666666"/>
           <w:sz w:val="16"/>
         </w:rPr>
-        <w:t xml:space="preserve">Источники данных: equipment.json (перечень по ИД/ТЗ) и bi_lot2.json (инженерные решения БИ); сборка — ove/tools/build_specs.py, 27.08.2026.</w:t>
+        <w:t xml:space="preserve">Источники данных: equipment.json (перечень по ИД/ТЗ) и bi_lot2.json (инженерные решения БИ); сборка — ove/tools/build_specs.py, 28.08.2026.</w:t>
       </w:r>
     </w:p>
     <w:sectPr>

--- a/ove/public/docs/specs/ove75-ol-tsentrifuga.docx
+++ b/ove/public/docs/specs/ove75-ol-tsentrifuga.docx
@@ -92,7 +92,7 @@
           <w:color w:val="666666"/>
           <w:sz w:val="18"/>
         </w:rPr>
-        <w:t xml:space="preserve">Лот №2 · Участок купоросов · участок: Кристаллизация медного купороса · сформирован 28.08.2026</w:t>
+        <w:t xml:space="preserve">Лот №2 · Участок купоросов · участок: Кристаллизация медного купороса · сформирован 01.09.2026</w:t>
       </w:r>
     </w:p>
     <w:tbl>
@@ -1127,6 +1127,132 @@
                 <w:sz w:val="17"/>
               </w:rPr>
               <w:t xml:space="preserve">по ТКП поставщика</w:t>
+            </w:r>
+          </w:p>
+        </w:tc>
+      </w:tr>
+      <w:tr>
+        <w:tc>
+          <w:tcPr>
+            <w:tcW w:w="2600" w:type="dxa"/>
+          </w:tcPr>
+          <w:p>
+            <w:r>
+              <w:rPr>
+                <w:sz w:val="19"/>
+              </w:rPr>
+              <w:t xml:space="preserve">Закладная (цифровизация): мониторинг состояния привода</w:t>
+            </w:r>
+          </w:p>
+        </w:tc>
+        <w:tc>
+          <w:tcPr>
+            <w:tcW w:w="4200" w:type="dxa"/>
+          </w:tcPr>
+          <w:p>
+            <w:r>
+              <w:rPr>
+                <w:sz w:val="19"/>
+              </w:rPr>
+              <w:t xml:space="preserve">Для привода свыше 30 кВт — раздел «мониторинг состояния»: вибрация, температура подшипников, ток привода как значения (не биты), обмен Modbus TCP; карта Modbus-регистров — в составе документации поставщика</w:t>
+            </w:r>
+          </w:p>
+        </w:tc>
+        <w:tc>
+          <w:tcPr>
+            <w:tcW w:w="2838" w:type="dxa"/>
+          </w:tcPr>
+          <w:p>
+            <w:r>
+              <w:rPr>
+                <w:color w:val="666666"/>
+                <w:sz w:val="17"/>
+              </w:rPr>
+              <w:t xml:space="preserve">Реестр идей эффективности ред. 2.0, разд. 2 пп. 7, 14; разд. 1.3 п. 23</w:t>
+            </w:r>
+          </w:p>
+        </w:tc>
+      </w:tr>
+      <w:tr>
+        <w:tc>
+          <w:tcPr>
+            <w:tcW w:w="2600" w:type="dxa"/>
+          </w:tcPr>
+          <w:p>
+            <w:r>
+              <w:rPr>
+                <w:sz w:val="19"/>
+              </w:rPr>
+              <w:t xml:space="preserve">Закладная (цифровизация): пробоотбор кека</w:t>
+            </w:r>
+          </w:p>
+        </w:tc>
+        <w:tc>
+          <w:tcPr>
+            <w:tcW w:w="4200" w:type="dxa"/>
+          </w:tcPr>
+          <w:p>
+            <w:r>
+              <w:rPr>
+                <w:sz w:val="19"/>
+              </w:rPr>
+              <w:t xml:space="preserve">Штуцер отбора проб осадка на выгрузке с площадкой обслуживания — под будущий поточный влагомер; влажность и масса кека — в опросный лист весоизмерения</w:t>
+            </w:r>
+          </w:p>
+        </w:tc>
+        <w:tc>
+          <w:tcPr>
+            <w:tcW w:w="2838" w:type="dxa"/>
+          </w:tcPr>
+          <w:p>
+            <w:r>
+              <w:rPr>
+                <w:color w:val="666666"/>
+                <w:sz w:val="17"/>
+              </w:rPr>
+              <w:t xml:space="preserve">Реестр идей эффективности ред. 2.0, разд. 2 п. 10</w:t>
+            </w:r>
+          </w:p>
+        </w:tc>
+      </w:tr>
+      <w:tr>
+        <w:tc>
+          <w:tcPr>
+            <w:tcW w:w="2600" w:type="dxa"/>
+          </w:tcPr>
+          <w:p>
+            <w:r>
+              <w:rPr>
+                <w:sz w:val="19"/>
+              </w:rPr>
+              <w:t xml:space="preserve">Закладная (цифровизация): сигналы в секундный архив</w:t>
+            </w:r>
+          </w:p>
+        </w:tc>
+        <w:tc>
+          <w:tcPr>
+            <w:tcW w:w="4200" w:type="dxa"/>
+          </w:tcPr>
+          <w:p>
+            <w:r>
+              <w:rPr>
+                <w:sz w:val="19"/>
+              </w:rPr>
+              <w:t xml:space="preserve">Все технологические параметры машины — в перечень сигналов АСУ (резерв каналов ≥30 %); архив хранилища технологических данных с шагом 1 с</w:t>
+            </w:r>
+          </w:p>
+        </w:tc>
+        <w:tc>
+          <w:tcPr>
+            <w:tcW w:w="2838" w:type="dxa"/>
+          </w:tcPr>
+          <w:p>
+            <w:r>
+              <w:rPr>
+                <w:color w:val="666666"/>
+                <w:sz w:val="17"/>
+              </w:rPr>
+              <w:t xml:space="preserve">Реестр идей эффективности ред. 2.0, разд. 1.3 п. 21; разд. 2 п. 7</w:t>
             </w:r>
           </w:p>
         </w:tc>
@@ -1207,7 +1333,7 @@
           <w:color w:val="666666"/>
           <w:sz w:val="16"/>
         </w:rPr>
-        <w:t xml:space="preserve">Источники данных: equipment.json (перечень по ИД/ТЗ) и bi_lot2.json (инженерные решения БИ); сборка — ove/tools/build_specs.py, 28.08.2026.</w:t>
+        <w:t xml:space="preserve">Источники данных: equipment.json (перечень по ИД/ТЗ) и bi_lot2.json (инженерные решения БИ); сборка — ove/tools/build_specs.py, 01.09.2026.</w:t>
       </w:r>
     </w:p>
     <w:sectPr>

--- a/ove/public/docs/specs/ove75-ol-tsentrifuga.docx
+++ b/ove/public/docs/specs/ove75-ol-tsentrifuga.docx
@@ -92,7 +92,7 @@
           <w:color w:val="666666"/>
           <w:sz w:val="18"/>
         </w:rPr>
-        <w:t xml:space="preserve">Лот №2 · Участок купоросов · участок: Кристаллизация медного купороса · сформирован 01.09.2026</w:t>
+        <w:t xml:space="preserve">Лот №2 · Участок купоросов · участок: Кристаллизация медного купороса · сформирован 02.09.2026</w:t>
       </w:r>
     </w:p>
     <w:tbl>
@@ -133,7 +133,7 @@
                 <w:color w:val="8A6200"/>
                 <w:sz w:val="16"/>
               </w:rPr>
-              <w:t xml:space="preserve">Не является выпущенной документацией. Значения — из ИД/ТЗ Заказчика и решений БИ (equipment.json, bi_lot*.json); жёлтые поля «уточняется по ТКП» заполняет поставщик в составе технико-коммерческого предложения.</w:t>
+              <w:t xml:space="preserve">Не является выпущенной документацией. Значения — из исходных данных и технического задания Заказчика и решений Базового инжиниринга; поля с пометкой «уточняется по ТКП» заполняет поставщик в составе технико-коммерческого предложения.</w:t>
             </w:r>
           </w:p>
         </w:tc>
@@ -1264,7 +1264,7 @@
           <w:color w:val="8A6200"/>
           <w:sz w:val="17"/>
         </w:rPr>
-        <w:t xml:space="preserve">Жёлтым выделено «уточняется по ТКП» — заполняет поставщик; остальные значения — исходные требования Заказчика (ИД/ТЗ) и решения БИ КВАНТ.</w:t>
+        <w:t xml:space="preserve">Заливкой отмечены поля «уточняется по ТКП» — их заполняет поставщик; остальные значения — исходные требования Заказчика (исходные данные, техническое задание) и решения Базового инжиниринга.</w:t>
       </w:r>
     </w:p>
     <w:p>
@@ -1288,7 +1288,7 @@
         <w:rPr>
           <w:sz w:val="19"/>
         </w:rPr>
-        <w:t xml:space="preserve">— заполненный настоящий опросный лист (жёлтые поля) и опросный лист завода при наличии;</w:t>
+        <w:t xml:space="preserve">— заполненный настоящий опросный лист (поля «уточняется по ТКП») и опросный лист завода при наличии;</w:t>
       </w:r>
     </w:p>
     <w:p>
@@ -1333,7 +1333,7 @@
           <w:color w:val="666666"/>
           <w:sz w:val="16"/>
         </w:rPr>
-        <w:t xml:space="preserve">Источники данных: equipment.json (перечень по ИД/ТЗ) и bi_lot2.json (инженерные решения БИ); сборка — ove/tools/build_specs.py, 01.09.2026.</w:t>
+        <w:t xml:space="preserve">Источники данных: перечень оборудования по исходным данным и техническому заданию Заказчика; инженерные решения Базового инжиниринга по Лот №2 · Участок купоросов.</w:t>
       </w:r>
     </w:p>
     <w:sectPr>
